--- a/知识点专题/000函数/03函数性质拔高（单调性对称周期类周期）原卷.docx
+++ b/知识点专题/000函数/03函数性质拔高（单调性对称周期类周期）原卷.docx
@@ -137,12 +137,6 @@
         <w:spacing w:line="360" w:lineRule="auto"/>
         <w:jc w:val="left"/>
         <w:textAlignment w:val="center"/>
-        <w:rPr>
-          <w:rFonts w:hint="default" w:ascii="Times New Roman" w:hAnsi="Times New Roman" w:eastAsia="宋体" w:cs="Times New Roman"/>
-          <w:b/>
-          <w:color w:val="0070C0"/>
-          <w:lang w:val="en-US" w:eastAsia="zh-CN"/>
-        </w:rPr>
       </w:pPr>
       <w:r>
         <w:rPr>
@@ -151,20 +145,8 @@
           <w:color w:val="0070C0"/>
           <w:lang w:val="en-US" w:eastAsia="zh-CN"/>
         </w:rPr>
-        <w:t>例1-24上海徐汇</w:t>
-      </w:r>
-    </w:p>
-    <w:p>
-      <w:pPr>
-        <w:tabs>
-          <w:tab w:val="left" w:pos="2436"/>
-          <w:tab w:val="left" w:pos="4873"/>
-          <w:tab w:val="left" w:pos="7309"/>
-        </w:tabs>
-        <w:spacing w:line="360" w:lineRule="auto"/>
-        <w:jc w:val="left"/>
-        <w:textAlignment w:val="center"/>
-      </w:pPr>
+        <w:t>例1</w:t>
+      </w:r>
       <w:r>
         <w:rPr>
           <w:rFonts w:ascii="宋体" w:hAnsi="宋体" w:eastAsia="宋体" w:cs="宋体"/>
@@ -516,14 +498,25 @@
     </w:p>
     <w:p>
       <w:pPr>
-        <w:jc w:val="left"/>
-        <w:rPr>
-          <w:rFonts w:hint="default" w:ascii="宋体" w:hAnsi="宋体" w:eastAsia="宋体" w:cs="宋体"/>
-          <w:b/>
-          <w:i w:val="0"/>
-          <w:color w:val="000000"/>
-          <w:sz w:val="21"/>
-          <w:lang w:val="en-US"/>
+        <w:tabs>
+          <w:tab w:val="left" w:pos="2436"/>
+          <w:tab w:val="left" w:pos="4873"/>
+          <w:tab w:val="left" w:pos="7309"/>
+        </w:tabs>
+        <w:spacing w:line="360" w:lineRule="auto"/>
+        <w:jc w:val="left"/>
+        <w:textAlignment w:val="center"/>
+        <w:rPr>
+          <w:rFonts w:hint="eastAsia"/>
+          <w:lang w:val="en-US" w:eastAsia="zh-CN"/>
+        </w:rPr>
+      </w:pPr>
+    </w:p>
+    <w:p>
+      <w:pPr>
+        <w:jc w:val="left"/>
+        <w:rPr>
+          <w:sz w:val="21"/>
         </w:rPr>
       </w:pPr>
       <w:r>
@@ -533,18 +526,8 @@
           <w:color w:val="0070C0"/>
           <w:lang w:val="en-US" w:eastAsia="zh-CN"/>
         </w:rPr>
-        <w:t>例2-25湖南模拟</w:t>
-      </w:r>
-    </w:p>
-    <w:p>
-      <w:pPr>
-        <w:shd w:val="clear" w:color="auto" w:fill="auto"/>
-        <w:spacing w:line="360" w:lineRule="auto"/>
-        <w:jc w:val="left"/>
-        <w:rPr>
-          <w:sz w:val="21"/>
-        </w:rPr>
-      </w:pPr>
+        <w:t>例2</w:t>
+      </w:r>
       <w:r>
         <w:rPr>
           <w:sz w:val="21"/>
@@ -1135,17 +1118,30 @@
         <w:spacing w:line="360" w:lineRule="auto"/>
         <w:jc w:val="left"/>
         <w:rPr>
-          <w:sz w:val="21"/>
-        </w:rPr>
-      </w:pPr>
-      <w:r>
-        <w:rPr>
           <w:rFonts w:hint="eastAsia" w:ascii="Times New Roman" w:hAnsi="Times New Roman" w:eastAsia="宋体" w:cs="Times New Roman"/>
           <w:b/>
           <w:color w:val="0070C0"/>
           <w:lang w:val="en-US" w:eastAsia="zh-CN"/>
         </w:rPr>
-        <w:t>例3-</w:t>
+      </w:pPr>
+    </w:p>
+    <w:p>
+      <w:pPr>
+        <w:shd w:val="clear" w:color="auto" w:fill="auto"/>
+        <w:spacing w:line="360" w:lineRule="auto"/>
+        <w:jc w:val="left"/>
+        <w:rPr>
+          <w:sz w:val="21"/>
+        </w:rPr>
+      </w:pPr>
+      <w:r>
+        <w:rPr>
+          <w:rFonts w:hint="eastAsia" w:ascii="Times New Roman" w:hAnsi="Times New Roman" w:eastAsia="宋体" w:cs="Times New Roman"/>
+          <w:b/>
+          <w:color w:val="0070C0"/>
+          <w:lang w:val="en-US" w:eastAsia="zh-CN"/>
+        </w:rPr>
+        <w:t>例3</w:t>
       </w:r>
       <w:r>
         <w:rPr>
@@ -1332,39 +1328,38 @@
       <w:pPr>
         <w:shd w:val="clear" w:color="auto" w:fill="auto"/>
         <w:tabs>
+          <w:tab w:val="left" w:pos="2078"/>
+          <w:tab w:val="left" w:pos="4156"/>
+          <w:tab w:val="left" w:pos="6234"/>
+        </w:tabs>
+        <w:spacing w:line="360" w:lineRule="auto"/>
+        <w:jc w:val="left"/>
+        <w:rPr>
+          <w:sz w:val="21"/>
+        </w:rPr>
+      </w:pPr>
+    </w:p>
+    <w:p>
+      <w:pPr>
+        <w:shd w:val="clear" w:color="auto" w:fill="auto"/>
+        <w:tabs>
           <w:tab w:val="left" w:pos="4156"/>
         </w:tabs>
         <w:spacing w:line="360" w:lineRule="auto"/>
         <w:jc w:val="left"/>
+        <w:rPr>
+          <w:sz w:val="21"/>
+        </w:rPr>
+      </w:pPr>
+      <w:r>
         <w:rPr>
           <w:rFonts w:hint="eastAsia" w:ascii="Times New Roman" w:hAnsi="Times New Roman" w:eastAsia="宋体" w:cs="Times New Roman"/>
           <w:b/>
           <w:color w:val="0070C0"/>
           <w:lang w:val="en-US" w:eastAsia="zh-CN"/>
         </w:rPr>
-      </w:pPr>
-      <w:r>
-        <w:rPr>
-          <w:rFonts w:hint="eastAsia" w:ascii="Times New Roman" w:hAnsi="Times New Roman" w:eastAsia="宋体" w:cs="Times New Roman"/>
-          <w:b/>
-          <w:color w:val="0070C0"/>
-          <w:lang w:val="en-US" w:eastAsia="zh-CN"/>
-        </w:rPr>
-        <w:t>例4-25湖北月考</w:t>
-      </w:r>
-    </w:p>
-    <w:p>
-      <w:pPr>
-        <w:shd w:val="clear" w:color="auto" w:fill="auto"/>
-        <w:tabs>
-          <w:tab w:val="left" w:pos="4156"/>
-        </w:tabs>
-        <w:spacing w:line="360" w:lineRule="auto"/>
-        <w:jc w:val="left"/>
-        <w:rPr>
-          <w:sz w:val="21"/>
-        </w:rPr>
-      </w:pPr>
+        <w:t>例4</w:t>
+      </w:r>
       <w:r>
         <w:rPr>
           <w:sz w:val="21"/>
@@ -1583,6 +1578,16 @@
           <w:sz w:val="21"/>
         </w:rPr>
       </w:pPr>
+    </w:p>
+    <w:p>
+      <w:pPr>
+        <w:shd w:val="clear" w:color="auto" w:fill="auto"/>
+        <w:spacing w:line="360" w:lineRule="auto"/>
+        <w:jc w:val="left"/>
+        <w:rPr>
+          <w:sz w:val="21"/>
+        </w:rPr>
+      </w:pPr>
       <w:r>
         <w:rPr>
           <w:rFonts w:hint="eastAsia" w:ascii="Times New Roman" w:hAnsi="Times New Roman" w:eastAsia="宋体" w:cs="Times New Roman"/>
@@ -1590,7 +1595,7 @@
           <w:color w:val="0070C0"/>
           <w:lang w:val="en-US" w:eastAsia="zh-CN"/>
         </w:rPr>
-        <w:t>例5-</w:t>
+        <w:t>例5</w:t>
       </w:r>
       <w:r>
         <w:rPr>
@@ -1763,21 +1768,6 @@
         </w:rPr>
         <w:t>D．1</w:t>
       </w:r>
-    </w:p>
-    <w:p>
-      <w:pPr>
-        <w:shd w:val="clear" w:color="auto" w:fill="auto"/>
-        <w:tabs>
-          <w:tab w:val="left" w:pos="2078"/>
-          <w:tab w:val="left" w:pos="4156"/>
-          <w:tab w:val="left" w:pos="6234"/>
-        </w:tabs>
-        <w:spacing w:line="360" w:lineRule="auto"/>
-        <w:jc w:val="left"/>
-        <w:rPr>
-          <w:sz w:val="21"/>
-        </w:rPr>
-      </w:pPr>
     </w:p>
     <w:p>
       <w:pPr>
@@ -1916,7 +1906,6 @@
         </w:tabs>
         <w:spacing w:line="360" w:lineRule="auto"/>
         <w:jc w:val="left"/>
-        <m:rPr/>
         <w:rPr>
           <w:rFonts w:hint="default" w:hAnsi="DejaVu Math TeX Gyre"/>
           <w:i w:val="0"/>
@@ -2063,6 +2052,7 @@
           </m:rPr>
           <w:rPr>
             <w:rFonts w:hint="eastAsia" w:ascii="DejaVu Math TeX Gyre" w:hAnsi="DejaVu Math TeX Gyre"/>
+            <w:b w:val="0"/>
             <w:i w:val="0"/>
             <w:lang w:val="en-US" w:eastAsia="zh-CN"/>
           </w:rPr>
@@ -2075,6 +2065,7 @@
           </m:rPr>
           <w:rPr>
             <w:rFonts w:hint="default" w:ascii="DejaVu Math TeX Gyre" w:hAnsi="DejaVu Math TeX Gyre"/>
+            <w:b w:val="0"/>
             <w:i w:val="0"/>
             <w:lang w:val="en-US" w:eastAsia="zh-CN"/>
           </w:rPr>
@@ -2083,7 +2074,6 @@
         <m:f>
           <m:fPr>
             <m:ctrlPr>
-              <m:rPr/>
               <w:rPr>
                 <w:rFonts w:hint="default" w:ascii="DejaVu Math TeX Gyre" w:hAnsi="DejaVu Math TeX Gyre"/>
                 <w:i w:val="0"/>
@@ -2103,7 +2093,6 @@
               <m:t>1</m:t>
             </m:r>
             <m:ctrlPr>
-              <m:rPr/>
               <w:rPr>
                 <w:rFonts w:hint="default" w:ascii="DejaVu Math TeX Gyre" w:hAnsi="DejaVu Math TeX Gyre"/>
                 <w:i w:val="0"/>
@@ -2123,7 +2112,6 @@
               <m:t>2</m:t>
             </m:r>
             <m:ctrlPr>
-              <m:rPr/>
               <w:rPr>
                 <w:rFonts w:hint="default" w:ascii="DejaVu Math TeX Gyre" w:hAnsi="DejaVu Math TeX Gyre"/>
                 <w:i w:val="0"/>
@@ -2146,7 +2134,6 @@
           <m:radPr>
             <m:degHide m:val="1"/>
             <m:ctrlPr>
-              <m:rPr/>
               <w:rPr>
                 <w:rFonts w:hint="default" w:ascii="DejaVu Math TeX Gyre" w:hAnsi="DejaVu Math TeX Gyre"/>
                 <w:i w:val="0"/>
@@ -2156,7 +2143,6 @@
           </m:radPr>
           <m:deg>
             <m:ctrlPr>
-              <m:rPr/>
               <w:rPr>
                 <w:rFonts w:hint="default" w:ascii="DejaVu Math TeX Gyre" w:hAnsi="DejaVu Math TeX Gyre"/>
                 <w:i w:val="0"/>
@@ -2178,7 +2164,6 @@
             <m:sSup>
               <m:sSupPr>
                 <m:ctrlPr>
-                  <m:rPr/>
                   <w:rPr>
                     <w:rFonts w:hint="default" w:ascii="DejaVu Math TeX Gyre" w:hAnsi="DejaVu Math TeX Gyre"/>
                     <w:i w:val="0"/>
@@ -2192,7 +2177,6 @@
                     <m:begChr m:val="["/>
                     <m:endChr m:val="]"/>
                     <m:ctrlPr>
-                      <m:rPr/>
                       <w:rPr>
                         <w:rFonts w:hint="default" w:ascii="DejaVu Math TeX Gyre" w:hAnsi="DejaVu Math TeX Gyre"/>
                         <w:i w:val="0"/>
@@ -2212,7 +2196,6 @@
                       <m:t>f(x)</m:t>
                     </m:r>
                     <m:ctrlPr>
-                      <m:rPr/>
                       <w:rPr>
                         <w:rFonts w:hint="default" w:ascii="DejaVu Math TeX Gyre" w:hAnsi="DejaVu Math TeX Gyre"/>
                         <w:i w:val="0"/>
@@ -2222,7 +2205,6 @@
                   </m:e>
                 </m:d>
                 <m:ctrlPr>
-                  <m:rPr/>
                   <w:rPr>
                     <w:rFonts w:hint="default" w:ascii="DejaVu Math TeX Gyre" w:hAnsi="DejaVu Math TeX Gyre"/>
                     <w:i w:val="0"/>
@@ -2242,7 +2224,6 @@
                   <m:t>2</m:t>
                 </m:r>
                 <m:ctrlPr>
-                  <m:rPr/>
                   <w:rPr>
                     <w:rFonts w:hint="default" w:ascii="DejaVu Math TeX Gyre" w:hAnsi="DejaVu Math TeX Gyre"/>
                     <w:i w:val="0"/>
@@ -2252,7 +2233,6 @@
               </m:sup>
             </m:sSup>
             <m:ctrlPr>
-              <m:rPr/>
               <w:rPr>
                 <w:rFonts w:hint="default" w:ascii="DejaVu Math TeX Gyre" w:hAnsi="DejaVu Math TeX Gyre"/>
                 <w:i w:val="0"/>
@@ -2278,6 +2258,7 @@
           </m:rPr>
           <w:rPr>
             <w:rFonts w:hint="default" w:ascii="DejaVu Math TeX Gyre" w:hAnsi="DejaVu Math TeX Gyre"/>
+            <w:b w:val="0"/>
             <w:i w:val="0"/>
             <w:lang w:val="en-US" w:eastAsia="zh-CN"/>
           </w:rPr>
@@ -2437,19 +2418,15 @@
         <w:rPr>
           <w:rFonts w:hint="eastAsia" w:ascii="Times New Roman" w:hAnsi="Times New Roman" w:eastAsia="宋体" w:cs="Times New Roman"/>
           <w:b/>
-          <w:color w:val="0070C0"/>
-          <w:lang w:val="en-US" w:eastAsia="zh-CN"/>
-        </w:rPr>
-      </w:pPr>
-      <w:r>
-        <w:rPr>
-          <w:rFonts w:hint="eastAsia" w:ascii="Times New Roman" w:hAnsi="Times New Roman" w:eastAsia="宋体" w:cs="Times New Roman"/>
-          <w:b/>
-          <w:color w:val="0070C0"/>
-          <w:lang w:val="en-US" w:eastAsia="zh-CN"/>
-        </w:rPr>
-        <w:t>练习-25福建模拟节选改编</w:t>
-      </w:r>
+          <w:color w:val="FF0000"/>
+          <w:kern w:val="2"/>
+          <w:sz w:val="32"/>
+          <w:szCs w:val="32"/>
+          <w:highlight w:val="yellow"/>
+          <w:u w:val="double"/>
+          <w:lang w:val="en-US" w:eastAsia="zh-CN" w:bidi="ar-SA"/>
+        </w:rPr>
+      </w:pPr>
     </w:p>
     <w:p>
       <w:pPr>
@@ -2470,6 +2447,15 @@
       </w:pPr>
       <w:r>
         <w:rPr>
+          <w:rFonts w:hint="eastAsia" w:ascii="Times New Roman" w:hAnsi="Times New Roman" w:eastAsia="宋体" w:cs="Times New Roman"/>
+          <w:b/>
+          <w:color w:val="0070C0"/>
+          <w:lang w:val="en-US" w:eastAsia="zh-CN"/>
+        </w:rPr>
+        <w:t>练习-2</w:t>
+      </w:r>
+      <w:r>
+        <w:rPr>
           <w:rFonts w:hint="eastAsia"/>
           <w:i w:val="0"/>
           <w:lang w:val="en-US" w:eastAsia="zh-CN"/>
@@ -2519,7 +2505,6 @@
         <m:sSub>
           <m:sSubPr>
             <m:ctrlPr>
-              <m:rPr/>
               <w:rPr>
                 <w:rFonts w:hint="default" w:ascii="DejaVu Math TeX Gyre" w:hAnsi="DejaVu Math TeX Gyre"/>
                 <w:i/>
@@ -2537,7 +2522,6 @@
               <m:t>x</m:t>
             </m:r>
             <m:ctrlPr>
-              <m:rPr/>
               <w:rPr>
                 <w:rFonts w:hint="default" w:ascii="DejaVu Math TeX Gyre" w:hAnsi="DejaVu Math TeX Gyre"/>
                 <w:i/>
@@ -2555,7 +2539,6 @@
               <m:t>1</m:t>
             </m:r>
             <m:ctrlPr>
-              <m:rPr/>
               <w:rPr>
                 <w:rFonts w:hint="default" w:ascii="DejaVu Math TeX Gyre" w:hAnsi="DejaVu Math TeX Gyre"/>
                 <w:i/>
@@ -2575,7 +2558,6 @@
         <m:sSub>
           <m:sSubPr>
             <m:ctrlPr>
-              <m:rPr/>
               <w:rPr>
                 <w:rFonts w:hint="default" w:ascii="DejaVu Math TeX Gyre" w:hAnsi="DejaVu Math TeX Gyre"/>
                 <w:i/>
@@ -2593,7 +2575,6 @@
               <m:t>x</m:t>
             </m:r>
             <m:ctrlPr>
-              <m:rPr/>
               <w:rPr>
                 <w:rFonts w:hint="default" w:ascii="DejaVu Math TeX Gyre" w:hAnsi="DejaVu Math TeX Gyre"/>
                 <w:i/>
@@ -2611,7 +2592,6 @@
               <m:t>2</m:t>
             </m:r>
             <m:ctrlPr>
-              <m:rPr/>
               <w:rPr>
                 <w:rFonts w:hint="default" w:ascii="DejaVu Math TeX Gyre" w:hAnsi="DejaVu Math TeX Gyre"/>
                 <w:i/>
@@ -2806,7 +2786,6 @@
                 <m:sSub>
                   <m:sSubPr>
                     <m:ctrlPr>
-                      <m:rPr/>
                       <w:rPr>
                         <w:rFonts w:hint="default" w:ascii="DejaVu Math TeX Gyre" w:hAnsi="DejaVu Math TeX Gyre"/>
                         <w:lang w:val="en-US"/>
@@ -2825,7 +2804,6 @@
                       <m:t>x</m:t>
                     </m:r>
                     <m:ctrlPr>
-                      <m:rPr/>
                       <w:rPr>
                         <w:rFonts w:hint="default" w:ascii="DejaVu Math TeX Gyre" w:hAnsi="DejaVu Math TeX Gyre"/>
                         <w:lang w:val="en-US"/>
@@ -2844,7 +2822,6 @@
                       <m:t>2</m:t>
                     </m:r>
                     <m:ctrlPr>
-                      <m:rPr/>
                       <w:rPr>
                         <w:rFonts w:hint="default" w:ascii="DejaVu Math TeX Gyre" w:hAnsi="DejaVu Math TeX Gyre"/>
                         <w:lang w:val="en-US"/>
@@ -3045,25 +3022,22 @@
           </m:sub>
         </m:sSub>
         <m:r>
+          <m:rPr/>
           <w:rPr>
             <w:rFonts w:hint="default" w:ascii="DejaVu Math TeX Gyre" w:hAnsi="DejaVu Math TeX Gyre" w:cs="DejaVu Math TeX Gyre"/>
             <w:lang w:val="en-US" w:eastAsia="zh-CN"/>
           </w:rPr>
           <m:t>∈</m:t>
         </m:r>
-      </m:oMath>
-      <w:r>
-        <m:rPr/>
-        <w:rPr>
-          <w:rFonts w:hint="eastAsia" w:hAnsi="DejaVu Math TeX Gyre"/>
-          <w:i/>
-          <w:lang w:val="en-US" w:eastAsia="zh-CN"/>
-          <w:oMath/>
-        </w:rPr>
-        <w:t>R</w:t>
-      </w:r>
-      <w:r>
-        <m:rPr/>
+        <m:r>
+          <w:rPr>
+            <w:rFonts w:hint="eastAsia" w:hAnsi="DejaVu Math TeX Gyre"/>
+            <w:lang w:val="en-US" w:eastAsia="zh-CN"/>
+          </w:rPr>
+          <m:t>R</m:t>
+        </m:r>
+      </m:oMath>
+      <w:r>
         <w:rPr>
           <w:rFonts w:hint="eastAsia" w:hAnsi="DejaVu Math TeX Gyre"/>
           <w:i/>
@@ -3136,6 +3110,24 @@
         </w:rPr>
         <w:t>周期函数.</w:t>
       </w:r>
+    </w:p>
+    <w:p>
+      <w:pPr>
+        <w:shd w:val="clear" w:color="auto" w:fill="auto"/>
+        <w:tabs>
+          <w:tab w:val="left" w:pos="2078"/>
+          <w:tab w:val="left" w:pos="4156"/>
+          <w:tab w:val="left" w:pos="6234"/>
+        </w:tabs>
+        <w:spacing w:line="360" w:lineRule="auto"/>
+        <w:jc w:val="left"/>
+        <w:rPr>
+          <w:rFonts w:hint="default" w:ascii="Times New Roman" w:hAnsi="Times New Roman" w:eastAsia="宋体" w:cs="Times New Roman"/>
+          <w:b/>
+          <w:color w:val="0070C0"/>
+          <w:lang w:val="en-US" w:eastAsia="zh-CN"/>
+        </w:rPr>
+      </w:pPr>
     </w:p>
     <w:p>
       <w:pPr>
@@ -3230,10 +3222,7 @@
         <w:spacing w:line="360" w:lineRule="auto"/>
         <w:jc w:val="left"/>
         <w:rPr>
-          <w:rFonts w:hint="default" w:ascii="Times New Roman" w:hAnsi="Times New Roman" w:eastAsia="宋体" w:cs="Times New Roman"/>
-          <w:b/>
-          <w:color w:val="0070C0"/>
-          <w:lang w:val="en-US" w:eastAsia="zh-CN"/>
+          <w:sz w:val="21"/>
         </w:rPr>
       </w:pPr>
       <w:r>
@@ -3243,18 +3232,8 @@
           <w:color w:val="0070C0"/>
           <w:lang w:val="en-US" w:eastAsia="zh-CN"/>
         </w:rPr>
-        <w:t>例6-2024陕西同盛实验高三</w:t>
-      </w:r>
-    </w:p>
-    <w:p>
-      <w:pPr>
-        <w:shd w:val="clear" w:color="auto" w:fill="auto"/>
-        <w:spacing w:line="360" w:lineRule="auto"/>
-        <w:jc w:val="left"/>
-        <w:rPr>
-          <w:sz w:val="21"/>
-        </w:rPr>
-      </w:pPr>
+        <w:t>例6</w:t>
+      </w:r>
       <w:r>
         <w:rPr>
           <w:sz w:val="21"/>
@@ -3496,6 +3475,16 @@
           <w:lang w:val="en-US" w:eastAsia="zh-CN"/>
         </w:rPr>
       </w:pPr>
+    </w:p>
+    <w:p>
+      <w:pPr>
+        <w:shd w:val="clear" w:color="auto" w:fill="auto"/>
+        <w:spacing w:line="360" w:lineRule="auto"/>
+        <w:jc w:val="left"/>
+        <w:rPr>
+          <w:sz w:val="21"/>
+        </w:rPr>
+      </w:pPr>
       <w:r>
         <w:rPr>
           <w:rFonts w:hint="eastAsia" w:ascii="Times New Roman" w:hAnsi="Times New Roman" w:eastAsia="宋体" w:cs="Times New Roman"/>
@@ -3505,16 +3494,6 @@
         </w:rPr>
         <w:t>例7</w:t>
       </w:r>
-    </w:p>
-    <w:p>
-      <w:pPr>
-        <w:shd w:val="clear" w:color="auto" w:fill="auto"/>
-        <w:spacing w:line="360" w:lineRule="auto"/>
-        <w:jc w:val="left"/>
-        <w:rPr>
-          <w:sz w:val="21"/>
-        </w:rPr>
-      </w:pPr>
       <w:r>
         <w:rPr>
           <w:sz w:val="21"/>
@@ -3922,16 +3901,6 @@
         </w:rPr>
         <w:t>恰有3个解</w:t>
       </w:r>
-    </w:p>
-    <w:p>
-      <w:pPr>
-        <w:shd w:val="clear" w:color="auto" w:fill="auto"/>
-        <w:spacing w:line="360" w:lineRule="auto"/>
-        <w:jc w:val="left"/>
-        <w:rPr>
-          <w:sz w:val="21"/>
-        </w:rPr>
-      </w:pPr>
     </w:p>
     <w:p>
       <w:pPr>
@@ -4045,9 +4014,7 @@
         <w:spacing w:line="360" w:lineRule="auto"/>
         <w:jc w:val="left"/>
         <w:rPr>
-          <w:rFonts w:hint="default"/>
-          <w:sz w:val="21"/>
-          <w:lang w:val="en-US"/>
+          <w:sz w:val="21"/>
         </w:rPr>
       </w:pPr>
       <w:r>
@@ -4057,18 +4024,8 @@
           <w:color w:val="0070C0"/>
           <w:lang w:val="en-US" w:eastAsia="zh-CN"/>
         </w:rPr>
-        <w:t>例1-11四川高考</w:t>
-      </w:r>
-    </w:p>
-    <w:p>
-      <w:pPr>
-        <w:shd w:val="clear" w:color="auto" w:fill="auto"/>
-        <w:spacing w:line="360" w:lineRule="auto"/>
-        <w:jc w:val="left"/>
-        <w:rPr>
-          <w:sz w:val="21"/>
-        </w:rPr>
-      </w:pPr>
+        <w:t>例1</w:t>
+      </w:r>
       <w:r>
         <w:rPr>
           <w:sz w:val="21"/>
@@ -4570,20 +4527,12 @@
         <w:spacing w:line="360" w:lineRule="auto"/>
         <w:jc w:val="left"/>
         <w:rPr>
-          <w:rFonts w:hint="default"/>
-          <w:sz w:val="21"/>
-          <w:lang w:val="en-US"/>
-        </w:rPr>
-      </w:pPr>
-      <w:r>
-        <w:rPr>
           <w:rFonts w:hint="eastAsia" w:ascii="Times New Roman" w:hAnsi="Times New Roman" w:eastAsia="宋体" w:cs="Times New Roman"/>
           <w:b/>
           <w:color w:val="0070C0"/>
           <w:lang w:val="en-US" w:eastAsia="zh-CN"/>
         </w:rPr>
-        <w:t>例2-23厦门同安一中</w:t>
-      </w:r>
+      </w:pPr>
     </w:p>
     <w:p>
       <w:pPr>
@@ -4594,6 +4543,15 @@
           <w:sz w:val="21"/>
         </w:rPr>
       </w:pPr>
+      <w:r>
+        <w:rPr>
+          <w:rFonts w:hint="eastAsia" w:ascii="Times New Roman" w:hAnsi="Times New Roman" w:eastAsia="宋体" w:cs="Times New Roman"/>
+          <w:b/>
+          <w:color w:val="0070C0"/>
+          <w:lang w:val="en-US" w:eastAsia="zh-CN"/>
+        </w:rPr>
+        <w:t>例2</w:t>
+      </w:r>
       <w:r>
         <w:rPr>
           <w:sz w:val="21"/>
@@ -5141,6 +5099,18 @@
     </w:p>
     <w:p>
       <w:pPr>
+        <w:shd w:val="clear" w:color="auto" w:fill="auto"/>
+        <w:spacing w:line="360" w:lineRule="auto"/>
+        <w:jc w:val="left"/>
+        <w:rPr>
+          <w:sz w:val="21"/>
+        </w:rPr>
+      </w:pPr>
+      <w:bookmarkStart w:id="0" w:name="_GoBack"/>
+      <w:bookmarkEnd w:id="0"/>
+    </w:p>
+    <w:p>
+      <w:pPr>
         <w:tabs>
           <w:tab w:val="left" w:pos="4873"/>
         </w:tabs>
@@ -5177,43 +5147,28 @@
           <w:color w:val="000000"/>
         </w:rPr>
       </w:pPr>
-      <w:bookmarkStart w:id="0" w:name="_GoBack"/>
-      <w:bookmarkEnd w:id="0"/>
     </w:p>
     <w:p>
       <w:pPr>
         <w:spacing w:line="360" w:lineRule="auto"/>
         <w:jc w:val="left"/>
         <w:textAlignment w:val="center"/>
+        <w:rPr>
+          <w:rFonts w:hint="default" w:ascii="Times New Roman" w:hAnsi="Times New Roman" w:cs="Times New Roman" w:eastAsiaTheme="minorEastAsia"/>
+          <w:b/>
+          <w:color w:val="0070C0"/>
+          <w:lang w:val="en-US" w:eastAsia="zh-CN"/>
+        </w:rPr>
+      </w:pPr>
+      <w:r>
         <w:rPr>
           <w:rFonts w:hint="eastAsia" w:ascii="Times New Roman" w:hAnsi="Times New Roman" w:eastAsia="宋体" w:cs="Times New Roman"/>
           <w:b/>
           <w:color w:val="0070C0"/>
           <w:lang w:val="en-US" w:eastAsia="zh-CN"/>
         </w:rPr>
-      </w:pPr>
-      <w:r>
-        <w:rPr>
-          <w:rFonts w:hint="eastAsia" w:ascii="Times New Roman" w:hAnsi="Times New Roman" w:eastAsia="宋体" w:cs="Times New Roman"/>
-          <w:b/>
-          <w:color w:val="0070C0"/>
-          <w:lang w:val="en-US" w:eastAsia="zh-CN"/>
-        </w:rPr>
         <w:t>练习</w:t>
       </w:r>
-    </w:p>
-    <w:p>
-      <w:pPr>
-        <w:spacing w:line="360" w:lineRule="auto"/>
-        <w:jc w:val="left"/>
-        <w:textAlignment w:val="center"/>
-        <w:rPr>
-          <w:rFonts w:hint="default" w:ascii="Times New Roman" w:hAnsi="Times New Roman" w:cs="Times New Roman" w:eastAsiaTheme="minorEastAsia"/>
-          <w:b/>
-          <w:color w:val="0070C0"/>
-          <w:lang w:val="en-US" w:eastAsia="zh-CN"/>
-        </w:rPr>
-      </w:pPr>
       <w:r>
         <w:rPr>
           <w:sz w:val="21"/>
@@ -5811,7 +5766,7 @@
         </mc:Choice>
         <mc:Fallback>
           <w:pict>
-            <v:shape id="_x0000_s1026" o:spid="_x0000_s1026" o:spt="202" type="#_x0000_t202" style="position:absolute;left:0pt;margin-top:0pt;height:144pt;width:144pt;mso-position-horizontal:center;mso-position-horizontal-relative:margin;mso-wrap-style:none;z-index:251663360;mso-width-relative:page;mso-height-relative:page;" filled="f" stroked="f" coordsize="21600,21600" o:gfxdata="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">
+            <v:shape id="_x0000_s1026" o:spid="_x0000_s1026" o:spt="202" type="#_x0000_t202" style="position:absolute;left:0pt;margin-top:0pt;height:144pt;width:144pt;mso-position-horizontal:center;mso-position-horizontal-relative:margin;mso-wrap-style:none;z-index:251663360;mso-width-relative:page;mso-height-relative:page;" filled="f" stroked="f" coordsize="21600,21600" o:gfxdata="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">
               <v:fill on="f" focussize="0,0"/>
               <v:stroke on="f" weight="0.5pt"/>
               <v:imagedata o:title=""/>
@@ -6827,9 +6782,7 @@
 
 <file path=customXml/item1.xml><?xml version="1.0" encoding="utf-8"?>
 <s:customData xmlns="http://www.wps.cn/officeDocument/2013/wpsCustomData" xmlns:s="http://www.wps.cn/officeDocument/2013/wpsCustomData">
-  <customSectProps>
-    <customSectPr/>
-  </customSectProps>
+  <customSectProps/>
   <customShpExts>
     <customShpInfo spid="_x0000_s2049"/>
     <customShpInfo spid="_x0000_s1026" textRotate="1"/>
